--- a/HRCP-KKU-Academic/src/main/resources/templates/docx/Phase2/p2doc_8.docx
+++ b/HRCP-KKU-Academic/src/main/resources/templates/docx/Phase2/p2doc_8.docx
@@ -1672,7 +1672,7 @@
                 <w:sz w:val="32"/>
                 <w:szCs w:val="32"/>
               </w:rPr>
-              <w:t>Essentially intellectual contributor</w:t>
+              <w:t>Co-author</w:t>
             </w:r>
           </w:p>
         </w:tc>
@@ -1905,7 +1905,7 @@
                 <w:sz w:val="32"/>
                 <w:szCs w:val="32"/>
               </w:rPr>
-              <w:t>Essentially intellectual contributor</w:t>
+              <w:t>Co-author</w:t>
             </w:r>
           </w:p>
         </w:tc>
@@ -2145,7 +2145,7 @@
                 <w:sz w:val="32"/>
                 <w:szCs w:val="32"/>
               </w:rPr>
-              <w:t>Essentially intellectual contributor</w:t>
+              <w:t>Co-author</w:t>
             </w:r>
           </w:p>
         </w:tc>
@@ -2524,7 +2524,7 @@
                 <w:sz w:val="32"/>
                 <w:szCs w:val="32"/>
               </w:rPr>
-              <w:t>Essentially intellectual contributor</w:t>
+              <w:t>Co-author</w:t>
             </w:r>
           </w:p>
         </w:tc>

--- a/HRCP-KKU-Academic/src/main/resources/templates/docx/Phase2/p2doc_8.docx
+++ b/HRCP-KKU-Academic/src/main/resources/templates/docx/Phase2/p2doc_8.docx
@@ -202,7 +202,6 @@
     <w:p>
       <w:pPr>
         <w:ind w:left="0" w:firstLine="0"/>
-        <w:jc w:val="thaiDistribute"/>
         <w:rPr>
           <w:rFonts w:ascii="TH Sarabun New" w:hAnsi="TH Sarabun New" w:cs="TH Sarabun New"/>
           <w:b/>
@@ -333,7 +332,6 @@
     <w:p>
       <w:pPr>
         <w:ind w:left="0" w:firstLine="0"/>
-        <w:jc w:val="thaiDistribute"/>
         <w:rPr>
           <w:rFonts w:ascii="TH Sarabun New" w:hAnsi="TH Sarabun New" w:cs="TH Sarabun New"/>
           <w:sz w:val="32"/>
@@ -499,7 +497,6 @@
     <w:p>
       <w:pPr>
         <w:ind w:left="0" w:firstLine="0"/>
-        <w:jc w:val="thaiDistribute"/>
         <w:rPr>
           <w:rFonts w:ascii="TH Sarabun New" w:hAnsi="TH Sarabun New" w:cs="TH Sarabun New"/>
           <w:sz w:val="32"/>
@@ -559,7 +556,6 @@
     <w:p>
       <w:pPr>
         <w:ind w:left="0" w:firstLine="0"/>
-        <w:jc w:val="thaiDistribute"/>
         <w:rPr>
           <w:rFonts w:ascii="TH Sarabun New" w:hAnsi="TH Sarabun New" w:cs="TH Sarabun New"/>
           <w:sz w:val="32"/>
@@ -695,7 +691,6 @@
     <w:p>
       <w:pPr>
         <w:ind w:left="0" w:firstLine="0"/>
-        <w:jc w:val="thaiDistribute"/>
         <w:rPr>
           <w:rFonts w:ascii="TH Sarabun New" w:eastAsia="Times New Roman" w:hAnsi="TH Sarabun New" w:cs="TH Sarabun New"/>
           <w:b/>
@@ -780,7 +775,6 @@
     <w:p>
       <w:pPr>
         <w:ind w:left="0" w:right="-590" w:firstLine="0"/>
-        <w:jc w:val="thaiDistribute"/>
         <w:rPr>
           <w:rFonts w:ascii="TH Sarabun New" w:hAnsi="TH Sarabun New" w:cs="TH Sarabun New"/>
           <w:b/>
@@ -962,7 +956,6 @@
     <w:p>
       <w:pPr>
         <w:ind w:left="0" w:firstLine="0"/>
-        <w:jc w:val="thaiDistribute"/>
         <w:rPr>
           <w:rFonts w:ascii="TH Sarabun New" w:eastAsia="Times New Roman" w:hAnsi="TH Sarabun New" w:cs="TH Sarabun New"/>
           <w:spacing w:val="-14"/>
@@ -2387,7 +2380,6 @@
                 <w:sz w:val="32"/>
                 <w:szCs w:val="32"/>
               </w:rPr>
-              <w:lastRenderedPageBreak/>
               <w:t>{{research1_des}}</w:t>
             </w:r>
           </w:p>
@@ -2602,13 +2594,10 @@
           <w:sz w:val="32"/>
           <w:szCs w:val="32"/>
           <w:u w:val="single"/>
+          <w:cs/>
         </w:rPr>
       </w:pPr>
-    </w:p>
-    <w:p>
-      <w:pPr>
-        <w:ind w:left="0" w:firstLine="0"/>
-        <w:jc w:val="left"/>
+      <w:r>
         <w:rPr>
           <w:rFonts w:ascii="TH Sarabun New" w:hAnsi="TH Sarabun New" w:cs="TH Sarabun New"/>
           <w:b/>
@@ -2616,104 +2605,9 @@
           <w:sz w:val="32"/>
           <w:szCs w:val="32"/>
           <w:u w:val="single"/>
-        </w:rPr>
-      </w:pPr>
-    </w:p>
-    <w:p>
-      <w:pPr>
-        <w:ind w:left="0" w:firstLine="0"/>
-        <w:jc w:val="left"/>
-        <w:rPr>
-          <w:rFonts w:ascii="TH Sarabun New" w:hAnsi="TH Sarabun New" w:cs="TH Sarabun New"/>
-          <w:b/>
-          <w:bCs/>
-          <w:sz w:val="32"/>
-          <w:szCs w:val="32"/>
-          <w:u w:val="single"/>
-        </w:rPr>
-      </w:pPr>
-    </w:p>
-    <w:p>
-      <w:pPr>
-        <w:ind w:left="0" w:firstLine="0"/>
-        <w:jc w:val="left"/>
-        <w:rPr>
-          <w:rFonts w:ascii="TH Sarabun New" w:hAnsi="TH Sarabun New" w:cs="TH Sarabun New"/>
-          <w:b/>
-          <w:bCs/>
-          <w:sz w:val="32"/>
-          <w:szCs w:val="32"/>
-          <w:u w:val="single"/>
-        </w:rPr>
-      </w:pPr>
-    </w:p>
-    <w:p>
-      <w:pPr>
-        <w:ind w:left="0" w:firstLine="0"/>
-        <w:jc w:val="left"/>
-        <w:rPr>
-          <w:rFonts w:ascii="TH Sarabun New" w:hAnsi="TH Sarabun New" w:cs="TH Sarabun New" w:hint="cs"/>
-          <w:b/>
-          <w:bCs/>
-          <w:sz w:val="32"/>
-          <w:szCs w:val="32"/>
-          <w:u w:val="single"/>
-          <w:cs/>
-        </w:rPr>
-      </w:pPr>
-    </w:p>
-    <w:p>
-      <w:pPr>
-        <w:ind w:left="0" w:firstLine="0"/>
-        <w:jc w:val="left"/>
-        <w:rPr>
-          <w:rFonts w:ascii="TH Sarabun New" w:hAnsi="TH Sarabun New" w:cs="TH Sarabun New"/>
-          <w:b/>
-          <w:bCs/>
-          <w:sz w:val="32"/>
-          <w:szCs w:val="32"/>
-          <w:u w:val="single"/>
-        </w:rPr>
-      </w:pPr>
-    </w:p>
-    <w:p>
-      <w:pPr>
-        <w:ind w:left="0" w:firstLine="0"/>
-        <w:jc w:val="left"/>
-        <w:rPr>
-          <w:rFonts w:ascii="TH Sarabun New" w:hAnsi="TH Sarabun New" w:cs="TH Sarabun New"/>
-          <w:b/>
-          <w:bCs/>
-          <w:sz w:val="32"/>
-          <w:szCs w:val="32"/>
-          <w:u w:val="single"/>
-        </w:rPr>
-      </w:pPr>
-    </w:p>
-    <w:p>
-      <w:pPr>
-        <w:ind w:left="0" w:firstLine="0"/>
-        <w:jc w:val="left"/>
-        <w:rPr>
-          <w:rFonts w:ascii="TH Sarabun New" w:hAnsi="TH Sarabun New" w:cs="TH Sarabun New"/>
-          <w:b/>
-          <w:bCs/>
-          <w:sz w:val="32"/>
-          <w:szCs w:val="32"/>
-          <w:u w:val="single"/>
-          <w:cs/>
-        </w:rPr>
-      </w:pPr>
-      <w:r>
-        <w:rPr>
-          <w:rFonts w:ascii="TH Sarabun New" w:hAnsi="TH Sarabun New" w:cs="TH Sarabun New"/>
-          <w:b/>
-          <w:bCs/>
-          <w:sz w:val="32"/>
-          <w:szCs w:val="32"/>
-          <w:u w:val="single"/>
-          <w:cs/>
-        </w:rPr>
+          <w:cs/>
+        </w:rPr>
+        <w:lastRenderedPageBreak/>
         <w:t>รายชื่อผู้ทรงคุณวุฒิ</w:t>
       </w:r>
       <w:r>
@@ -4687,7 +4581,6 @@
     <w:p>
       <w:pPr>
         <w:ind w:left="5760" w:firstLine="0"/>
-        <w:jc w:val="thaiDistribute"/>
         <w:rPr>
           <w:rFonts w:ascii="TH Sarabun New" w:hAnsi="TH Sarabun New" w:cs="TH Sarabun New"/>
           <w:sz w:val="32"/>
@@ -4701,14 +4594,12 @@
           <w:szCs w:val="32"/>
           <w:cs/>
         </w:rPr>
-        <w:lastRenderedPageBreak/>
         <w:t xml:space="preserve">           </w:t>
       </w:r>
     </w:p>
     <w:p>
       <w:pPr>
         <w:ind w:left="5760" w:firstLine="720"/>
-        <w:jc w:val="thaiDistribute"/>
         <w:rPr>
           <w:rFonts w:ascii="TH Sarabun New" w:hAnsi="TH Sarabun New" w:cs="TH Sarabun New"/>
           <w:sz w:val="32"/>
@@ -4737,7 +4628,6 @@
     <w:p>
       <w:pPr>
         <w:ind w:left="5760" w:firstLine="720"/>
-        <w:jc w:val="thaiDistribute"/>
         <w:rPr>
           <w:rFonts w:ascii="TH Sarabun New" w:hAnsi="TH Sarabun New" w:cs="TH Sarabun New"/>
           <w:sz w:val="32"/>

--- a/HRCP-KKU-Academic/src/main/resources/templates/docx/Phase2/p2doc_8.docx
+++ b/HRCP-KKU-Academic/src/main/resources/templates/docx/Phase2/p2doc_8.docx
@@ -241,7 +241,7 @@
           <w:szCs w:val="32"/>
           <w:cs/>
         </w:rPr>
-        <w:t xml:space="preserve"> โดยวิธีปกติ </w:t>
+        <w:t xml:space="preserve"> โดยวิธี</w:t>
       </w:r>
       <w:r>
         <w:rPr>

--- a/HRCP-KKU-Academic/src/main/resources/templates/docx/Phase2/p2doc_8.docx
+++ b/HRCP-KKU-Academic/src/main/resources/templates/docx/Phase2/p2doc_8.docx
@@ -2870,6 +2870,7 @@
       </w:tr>
       <w:tr>
         <w:trPr>
+          <w:cantSplit/>
           <w:trHeight w:val="265"/>
         </w:trPr>
         <w:tc>
@@ -2913,6 +2914,7 @@
           <w:p>
             <w:pPr>
               <w:ind w:left="34" w:firstLine="0"/>
+              <w:jc w:val="left"/>
               <w:rPr>
                 <w:rFonts w:ascii="TH Sarabun New" w:hAnsi="TH Sarabun New" w:cs="TH Sarabun New"/>
                 <w:color w:val="000000"/>
@@ -2938,6 +2940,7 @@
           <w:p>
             <w:pPr>
               <w:ind w:left="34" w:firstLine="0"/>
+              <w:jc w:val="left"/>
               <w:rPr>
                 <w:rFonts w:ascii="TH Sarabun New" w:hAnsi="TH Sarabun New" w:cs="TH Sarabun New"/>
                 <w:color w:val="000000"/>
@@ -2963,6 +2966,7 @@
           <w:p>
             <w:pPr>
               <w:ind w:left="34" w:firstLine="0"/>
+              <w:jc w:val="left"/>
               <w:rPr>
                 <w:rFonts w:ascii="TH Sarabun New" w:hAnsi="TH Sarabun New" w:cs="TH Sarabun New"/>
                 <w:color w:val="000000"/>
@@ -2988,6 +2992,7 @@
           <w:p>
             <w:pPr>
               <w:ind w:left="34" w:firstLine="0"/>
+              <w:jc w:val="left"/>
               <w:rPr>
                 <w:rFonts w:ascii="TH Sarabun New" w:hAnsi="TH Sarabun New" w:cs="TH Sarabun New"/>
                 <w:color w:val="000000"/>
@@ -3010,6 +3015,7 @@
       </w:tr>
       <w:tr>
         <w:trPr>
+          <w:cantSplit/>
           <w:trHeight w:val="333"/>
         </w:trPr>
         <w:tc>
@@ -3053,6 +3059,7 @@
           <w:p>
             <w:pPr>
               <w:ind w:left="34" w:firstLine="0"/>
+              <w:jc w:val="left"/>
               <w:rPr>
                 <w:rFonts w:ascii="TH Sarabun New" w:hAnsi="TH Sarabun New" w:cs="TH Sarabun New"/>
                 <w:color w:val="000000"/>
@@ -3078,6 +3085,7 @@
           <w:p>
             <w:pPr>
               <w:ind w:left="34" w:firstLine="0"/>
+              <w:jc w:val="left"/>
               <w:rPr>
                 <w:rFonts w:ascii="TH Sarabun New" w:hAnsi="TH Sarabun New" w:cs="TH Sarabun New"/>
                 <w:color w:val="000000"/>
@@ -3121,6 +3129,7 @@
           <w:p>
             <w:pPr>
               <w:ind w:left="34" w:firstLine="0"/>
+              <w:jc w:val="left"/>
               <w:rPr>
                 <w:rFonts w:ascii="TH Sarabun New" w:hAnsi="TH Sarabun New" w:cs="TH Sarabun New"/>
                 <w:color w:val="000000"/>
@@ -3164,6 +3173,7 @@
           <w:p>
             <w:pPr>
               <w:ind w:left="34" w:firstLine="0"/>
+              <w:jc w:val="left"/>
               <w:rPr>
                 <w:rFonts w:ascii="TH Sarabun New" w:hAnsi="TH Sarabun New" w:cs="TH Sarabun New"/>
                 <w:color w:val="000000"/>
@@ -3186,6 +3196,7 @@
       </w:tr>
       <w:tr>
         <w:trPr>
+          <w:cantSplit/>
           <w:trHeight w:val="265"/>
         </w:trPr>
         <w:tc>
@@ -3229,6 +3240,7 @@
           <w:p>
             <w:pPr>
               <w:ind w:left="34" w:firstLine="0"/>
+              <w:jc w:val="left"/>
               <w:rPr>
                 <w:rFonts w:ascii="TH Sarabun New" w:hAnsi="TH Sarabun New" w:cs="TH Sarabun New"/>
                 <w:color w:val="000000"/>
@@ -3254,6 +3266,7 @@
           <w:p>
             <w:pPr>
               <w:ind w:left="34" w:firstLine="0"/>
+              <w:jc w:val="left"/>
               <w:rPr>
                 <w:rFonts w:ascii="TH Sarabun New" w:hAnsi="TH Sarabun New" w:cs="TH Sarabun New"/>
                 <w:color w:val="000000"/>
@@ -3297,6 +3310,7 @@
           <w:p>
             <w:pPr>
               <w:ind w:left="34" w:firstLine="0"/>
+              <w:jc w:val="left"/>
               <w:rPr>
                 <w:rFonts w:ascii="TH Sarabun New" w:hAnsi="TH Sarabun New" w:cs="TH Sarabun New"/>
                 <w:color w:val="000000"/>
@@ -3340,6 +3354,7 @@
           <w:p>
             <w:pPr>
               <w:ind w:left="34" w:firstLine="0"/>
+              <w:jc w:val="left"/>
               <w:rPr>
                 <w:rFonts w:ascii="TH Sarabun New" w:hAnsi="TH Sarabun New" w:cs="TH Sarabun New"/>
                 <w:color w:val="000000"/>
@@ -3362,6 +3377,7 @@
       </w:tr>
       <w:tr>
         <w:trPr>
+          <w:cantSplit/>
           <w:trHeight w:val="265"/>
         </w:trPr>
         <w:tc>
@@ -3405,6 +3421,7 @@
           <w:p>
             <w:pPr>
               <w:ind w:left="34" w:firstLine="0"/>
+              <w:jc w:val="left"/>
               <w:rPr>
                 <w:rFonts w:ascii="TH Sarabun New" w:hAnsi="TH Sarabun New" w:cs="TH Sarabun New"/>
                 <w:color w:val="000000"/>
@@ -3430,6 +3447,7 @@
           <w:p>
             <w:pPr>
               <w:ind w:left="34" w:firstLine="0"/>
+              <w:jc w:val="left"/>
               <w:rPr>
                 <w:rFonts w:ascii="TH Sarabun New" w:hAnsi="TH Sarabun New" w:cs="TH Sarabun New"/>
                 <w:color w:val="000000"/>
@@ -3473,6 +3491,7 @@
           <w:p>
             <w:pPr>
               <w:ind w:left="34" w:firstLine="0"/>
+              <w:jc w:val="left"/>
               <w:rPr>
                 <w:rFonts w:ascii="TH Sarabun New" w:hAnsi="TH Sarabun New" w:cs="TH Sarabun New"/>
                 <w:color w:val="000000"/>
@@ -3516,6 +3535,7 @@
           <w:p>
             <w:pPr>
               <w:ind w:left="34" w:firstLine="0"/>
+              <w:jc w:val="left"/>
               <w:rPr>
                 <w:rFonts w:ascii="TH Sarabun New" w:hAnsi="TH Sarabun New" w:cs="TH Sarabun New"/>
                 <w:color w:val="000000"/>
@@ -3537,6 +3557,7 @@
       </w:tr>
       <w:tr>
         <w:trPr>
+          <w:cantSplit/>
           <w:trHeight w:val="265"/>
         </w:trPr>
         <w:tc>
@@ -3580,6 +3601,7 @@
           <w:p>
             <w:pPr>
               <w:ind w:left="34" w:firstLine="0"/>
+              <w:jc w:val="left"/>
               <w:rPr>
                 <w:rFonts w:ascii="TH Sarabun New" w:hAnsi="TH Sarabun New" w:cs="TH Sarabun New"/>
                 <w:color w:val="000000"/>
@@ -3605,6 +3627,7 @@
           <w:p>
             <w:pPr>
               <w:ind w:left="34" w:firstLine="0"/>
+              <w:jc w:val="left"/>
               <w:rPr>
                 <w:rFonts w:ascii="TH Sarabun New" w:hAnsi="TH Sarabun New" w:cs="TH Sarabun New"/>
                 <w:color w:val="000000"/>
@@ -3648,6 +3671,7 @@
           <w:p>
             <w:pPr>
               <w:ind w:left="34" w:firstLine="0"/>
+              <w:jc w:val="left"/>
               <w:rPr>
                 <w:rFonts w:ascii="TH Sarabun New" w:hAnsi="TH Sarabun New" w:cs="TH Sarabun New"/>
                 <w:color w:val="000000"/>
@@ -3691,6 +3715,7 @@
           <w:p>
             <w:pPr>
               <w:ind w:left="34" w:firstLine="0"/>
+              <w:jc w:val="left"/>
               <w:rPr>
                 <w:rFonts w:ascii="TH Sarabun New" w:hAnsi="TH Sarabun New" w:cs="TH Sarabun New"/>
                 <w:color w:val="000000"/>
@@ -3713,6 +3738,7 @@
       </w:tr>
       <w:tr>
         <w:trPr>
+          <w:cantSplit/>
           <w:trHeight w:val="265"/>
         </w:trPr>
         <w:tc>
@@ -3756,6 +3782,7 @@
           <w:p>
             <w:pPr>
               <w:ind w:left="34" w:firstLine="0"/>
+              <w:jc w:val="left"/>
               <w:rPr>
                 <w:rFonts w:ascii="TH Sarabun New" w:hAnsi="TH Sarabun New" w:cs="TH Sarabun New"/>
                 <w:color w:val="000000"/>
@@ -3799,6 +3826,7 @@
           <w:p>
             <w:pPr>
               <w:ind w:left="34" w:firstLine="0"/>
+              <w:jc w:val="left"/>
               <w:rPr>
                 <w:rFonts w:ascii="TH Sarabun New" w:hAnsi="TH Sarabun New" w:cs="TH Sarabun New"/>
                 <w:color w:val="000000"/>
@@ -3842,6 +3870,7 @@
           <w:p>
             <w:pPr>
               <w:ind w:left="34" w:firstLine="0"/>
+              <w:jc w:val="left"/>
               <w:rPr>
                 <w:rFonts w:ascii="TH Sarabun New" w:hAnsi="TH Sarabun New" w:cs="TH Sarabun New"/>
                 <w:color w:val="000000"/>
@@ -3885,6 +3914,7 @@
           <w:p>
             <w:pPr>
               <w:ind w:left="34" w:firstLine="0"/>
+              <w:jc w:val="left"/>
               <w:rPr>
                 <w:rFonts w:ascii="TH Sarabun New" w:hAnsi="TH Sarabun New" w:cs="TH Sarabun New"/>
                 <w:color w:val="000000"/>
@@ -3907,6 +3937,7 @@
       </w:tr>
       <w:tr>
         <w:trPr>
+          <w:cantSplit/>
           <w:trHeight w:val="255"/>
         </w:trPr>
         <w:tc>
@@ -3942,6 +3973,7 @@
           <w:p>
             <w:pPr>
               <w:ind w:left="34" w:firstLine="0"/>
+              <w:jc w:val="left"/>
               <w:rPr>
                 <w:rFonts w:ascii="TH Sarabun New" w:hAnsi="TH Sarabun New" w:cs="TH Sarabun New"/>
                 <w:color w:val="000000"/>
@@ -3967,6 +3999,7 @@
           <w:p>
             <w:pPr>
               <w:ind w:left="34" w:firstLine="0"/>
+              <w:jc w:val="left"/>
               <w:rPr>
                 <w:rFonts w:ascii="TH Sarabun New" w:hAnsi="TH Sarabun New" w:cs="TH Sarabun New"/>
                 <w:color w:val="000000"/>
@@ -4010,6 +4043,7 @@
           <w:p>
             <w:pPr>
               <w:ind w:left="34" w:firstLine="0"/>
+              <w:jc w:val="left"/>
               <w:rPr>
                 <w:rFonts w:ascii="TH Sarabun New" w:hAnsi="TH Sarabun New" w:cs="TH Sarabun New"/>
                 <w:color w:val="000000"/>
@@ -4053,6 +4087,7 @@
           <w:p>
             <w:pPr>
               <w:ind w:left="34" w:firstLine="0"/>
+              <w:jc w:val="left"/>
               <w:rPr>
                 <w:rFonts w:ascii="TH Sarabun New" w:hAnsi="TH Sarabun New" w:cs="TH Sarabun New"/>
                 <w:color w:val="000000"/>
@@ -4075,6 +4110,7 @@
       </w:tr>
       <w:tr>
         <w:trPr>
+          <w:cantSplit/>
           <w:trHeight w:val="265"/>
         </w:trPr>
         <w:tc>
@@ -4110,6 +4146,7 @@
           <w:p>
             <w:pPr>
               <w:ind w:left="34" w:firstLine="0"/>
+              <w:jc w:val="left"/>
               <w:rPr>
                 <w:rFonts w:ascii="TH Sarabun New" w:hAnsi="TH Sarabun New" w:cs="TH Sarabun New"/>
                 <w:color w:val="000000"/>
@@ -4135,6 +4172,7 @@
           <w:p>
             <w:pPr>
               <w:ind w:left="34" w:firstLine="0"/>
+              <w:jc w:val="left"/>
               <w:rPr>
                 <w:rFonts w:ascii="TH Sarabun New" w:hAnsi="TH Sarabun New" w:cs="TH Sarabun New"/>
                 <w:color w:val="000000"/>
@@ -4178,6 +4216,7 @@
           <w:p>
             <w:pPr>
               <w:ind w:left="34" w:firstLine="0"/>
+              <w:jc w:val="left"/>
               <w:rPr>
                 <w:rFonts w:ascii="TH Sarabun New" w:hAnsi="TH Sarabun New" w:cs="TH Sarabun New"/>
                 <w:color w:val="000000"/>
@@ -4221,6 +4260,7 @@
           <w:p>
             <w:pPr>
               <w:ind w:left="34" w:firstLine="0"/>
+              <w:jc w:val="left"/>
               <w:rPr>
                 <w:rFonts w:ascii="TH Sarabun New" w:hAnsi="TH Sarabun New" w:cs="TH Sarabun New"/>
                 <w:color w:val="000000"/>
@@ -4243,6 +4283,7 @@
       </w:tr>
       <w:tr>
         <w:trPr>
+          <w:cantSplit/>
           <w:trHeight w:val="265"/>
         </w:trPr>
         <w:tc>
@@ -4278,6 +4319,7 @@
           <w:p>
             <w:pPr>
               <w:ind w:left="34" w:firstLine="0"/>
+              <w:jc w:val="left"/>
               <w:rPr>
                 <w:rFonts w:ascii="TH Sarabun New" w:hAnsi="TH Sarabun New" w:cs="TH Sarabun New"/>
                 <w:color w:val="000000"/>
@@ -4303,6 +4345,7 @@
           <w:p>
             <w:pPr>
               <w:ind w:left="34" w:firstLine="0"/>
+              <w:jc w:val="left"/>
               <w:rPr>
                 <w:rFonts w:ascii="TH Sarabun New" w:hAnsi="TH Sarabun New" w:cs="TH Sarabun New"/>
                 <w:color w:val="000000"/>
@@ -4346,6 +4389,7 @@
           <w:p>
             <w:pPr>
               <w:ind w:left="34" w:firstLine="0"/>
+              <w:jc w:val="left"/>
               <w:rPr>
                 <w:rFonts w:ascii="TH Sarabun New" w:hAnsi="TH Sarabun New" w:cs="TH Sarabun New"/>
                 <w:color w:val="000000"/>
@@ -4389,6 +4433,7 @@
           <w:p>
             <w:pPr>
               <w:ind w:left="34" w:firstLine="0"/>
+              <w:jc w:val="left"/>
               <w:rPr>
                 <w:rFonts w:ascii="TH Sarabun New" w:hAnsi="TH Sarabun New" w:cs="TH Sarabun New"/>
                 <w:color w:val="000000"/>
@@ -4411,6 +4456,7 @@
       </w:tr>
       <w:tr>
         <w:trPr>
+          <w:cantSplit/>
           <w:trHeight w:val="265"/>
         </w:trPr>
         <w:tc>
@@ -4446,6 +4492,7 @@
           <w:p>
             <w:pPr>
               <w:ind w:left="34" w:firstLine="0"/>
+              <w:jc w:val="left"/>
               <w:rPr>
                 <w:rFonts w:ascii="TH Sarabun New" w:hAnsi="TH Sarabun New" w:cs="TH Sarabun New"/>
                 <w:color w:val="000000"/>
@@ -4471,6 +4518,7 @@
           <w:p>
             <w:pPr>
               <w:ind w:left="34" w:firstLine="0"/>
+              <w:jc w:val="left"/>
               <w:rPr>
                 <w:rFonts w:ascii="TH Sarabun New" w:hAnsi="TH Sarabun New" w:cs="TH Sarabun New"/>
                 <w:color w:val="000000"/>
@@ -4514,6 +4562,7 @@
           <w:p>
             <w:pPr>
               <w:ind w:left="34" w:firstLine="0"/>
+              <w:jc w:val="left"/>
               <w:rPr>
                 <w:rFonts w:ascii="TH Sarabun New" w:hAnsi="TH Sarabun New" w:cs="TH Sarabun New"/>
                 <w:color w:val="000000"/>
@@ -4557,6 +4606,7 @@
           <w:p>
             <w:pPr>
               <w:ind w:left="34" w:firstLine="0"/>
+              <w:jc w:val="left"/>
               <w:rPr>
                 <w:rFonts w:ascii="TH Sarabun New" w:hAnsi="TH Sarabun New" w:cs="TH Sarabun New"/>
                 <w:color w:val="000000"/>
